--- a/examples/multivariate/doc/16-stock-close-torch-ts-mlp-regression.docx
+++ b/examples/multivariate/doc/16-stock-close-torch-ts-mlp-regression.docx
@@ -3318,7 +3318,7 @@
         <w:rPr>
           <w:rStyle w:val="VerbatimChar"/>
         </w:rPr>
-        <w:t xml:space="preserve">## [1] 91.0494</w:t>
+        <w:t xml:space="preserve">## [1] 91.04939</w:t>
       </w:r>
       <w:r>
         <w:br/>
@@ -3345,7 +3345,7 @@
         <w:rPr>
           <w:rStyle w:val="VerbatimChar"/>
         </w:rPr>
-        <w:t xml:space="preserve">## [1] 8052112</w:t>
+        <w:t xml:space="preserve">## [1] 8052113</w:t>
       </w:r>
       <w:r>
         <w:br/>
@@ -3372,16 +3372,16 @@
         <w:rPr>
           <w:rStyle w:val="VerbatimChar"/>
         </w:rPr>
-        <w:t xml:space="preserve">##      close     open     high     low  volume</w:t>
-      </w:r>
-      <w:r>
-        <w:br/>
-      </w:r>
-      <w:r>
-        <w:rPr>
-          <w:rStyle w:val="VerbatimChar"/>
-        </w:rPr>
-        <w:t xml:space="preserve">## 1 91.79826 86.36187 59.70926 91.0494 8052112</w:t>
+        <w:t xml:space="preserve">##      close     open     high      low  volume</w:t>
+      </w:r>
+      <w:r>
+        <w:br/>
+      </w:r>
+      <w:r>
+        <w:rPr>
+          <w:rStyle w:val="VerbatimChar"/>
+        </w:rPr>
+        <w:t xml:space="preserve">## 1 91.79826 86.36187 59.70926 91.04939 8052113</w:t>
       </w:r>
       <w:r>
         <w:br/>
@@ -3478,7 +3478,7 @@
         <w:rPr>
           <w:rStyle w:val="VerbatimChar"/>
         </w:rPr>
-        <w:t xml:space="preserve">## [1] 91.79826 92.46501 92.77448 92.28625 91.56536</w:t>
+        <w:t xml:space="preserve">## [1] 91.79826 92.46502 92.77448 92.28625 91.56537</w:t>
       </w:r>
       <w:r>
         <w:br/>
@@ -3577,7 +3577,7 @@
         <w:rPr>
           <w:rStyle w:val="VerbatimChar"/>
         </w:rPr>
-        <w:t xml:space="preserve">## [1] 86.36187 83.36290 81.77297 79.16949 78.12038</w:t>
+        <w:t xml:space="preserve">## [1] 86.36187 83.36290 81.77297 79.16950 78.12038</w:t>
       </w:r>
       <w:r>
         <w:br/>
@@ -3631,7 +3631,7 @@
         <w:rPr>
           <w:rStyle w:val="VerbatimChar"/>
         </w:rPr>
-        <w:t xml:space="preserve">## [1] 91.04940 93.70523 94.55965 94.32893 95.33301</w:t>
+        <w:t xml:space="preserve">## [1] 91.04939 93.70523 94.55964 94.32892 95.33301</w:t>
       </w:r>
       <w:r>
         <w:br/>
@@ -3658,7 +3658,7 @@
         <w:rPr>
           <w:rStyle w:val="VerbatimChar"/>
         </w:rPr>
-        <w:t xml:space="preserve">## [1]  8052111.5  4607293.5  2586505.4   284255.3 -1927496.3</w:t>
+        <w:t xml:space="preserve">## [1]  8052112.8  4607293.5  2586505.4   284254.1 -1927496.3</w:t>
       </w:r>
       <w:r>
         <w:br/>
@@ -3694,43 +3694,43 @@
         <w:rPr>
           <w:rStyle w:val="VerbatimChar"/>
         </w:rPr>
-        <w:t xml:space="preserve">## 1 91.79826 86.36187 59.70926 91.04940  8052111.5</w:t>
-      </w:r>
-      <w:r>
-        <w:br/>
-      </w:r>
-      <w:r>
-        <w:rPr>
-          <w:rStyle w:val="VerbatimChar"/>
-        </w:rPr>
-        <w:t xml:space="preserve">## 2 92.46501 83.36290 59.70926 93.70523  4607293.5</w:t>
-      </w:r>
-      <w:r>
-        <w:br/>
-      </w:r>
-      <w:r>
-        <w:rPr>
-          <w:rStyle w:val="VerbatimChar"/>
-        </w:rPr>
-        <w:t xml:space="preserve">## 3 92.77448 81.77297 59.12735 94.55965  2586505.4</w:t>
-      </w:r>
-      <w:r>
-        <w:br/>
-      </w:r>
-      <w:r>
-        <w:rPr>
-          <w:rStyle w:val="VerbatimChar"/>
-        </w:rPr>
-        <w:t xml:space="preserve">## 4 92.28625 79.16949 59.39346 94.32893   284255.3</w:t>
-      </w:r>
-      <w:r>
-        <w:br/>
-      </w:r>
-      <w:r>
-        <w:rPr>
-          <w:rStyle w:val="VerbatimChar"/>
-        </w:rPr>
-        <w:t xml:space="preserve">## 5 91.56536 78.12038 59.28188 95.33301 -1927496.3</w:t>
+        <w:t xml:space="preserve">## 1 91.79826 86.36187 59.70926 91.04939  8052112.8</w:t>
+      </w:r>
+      <w:r>
+        <w:br/>
+      </w:r>
+      <w:r>
+        <w:rPr>
+          <w:rStyle w:val="VerbatimChar"/>
+        </w:rPr>
+        <w:t xml:space="preserve">## 2 92.46502 83.36290 59.70926 93.70523  4607293.5</w:t>
+      </w:r>
+      <w:r>
+        <w:br/>
+      </w:r>
+      <w:r>
+        <w:rPr>
+          <w:rStyle w:val="VerbatimChar"/>
+        </w:rPr>
+        <w:t xml:space="preserve">## 3 92.77448 81.77297 59.12735 94.55964  2586505.4</w:t>
+      </w:r>
+      <w:r>
+        <w:br/>
+      </w:r>
+      <w:r>
+        <w:rPr>
+          <w:rStyle w:val="VerbatimChar"/>
+        </w:rPr>
+        <w:t xml:space="preserve">## 4 92.28625 79.16950 59.39346 94.32892   284254.1</w:t>
+      </w:r>
+      <w:r>
+        <w:br/>
+      </w:r>
+      <w:r>
+        <w:rPr>
+          <w:rStyle w:val="VerbatimChar"/>
+        </w:rPr>
+        <w:t xml:space="preserve">## 5 91.56537 78.12038 59.28188 95.33301 -1927496.3</w:t>
       </w:r>
       <w:r>
         <w:br/>
@@ -3797,43 +3797,43 @@
         <w:rPr>
           <w:rStyle w:val="VerbatimChar"/>
         </w:rPr>
-        <w:t xml:space="preserve">## 1 91.79826 86.36187 59.70926 91.04940  8052111.5</w:t>
-      </w:r>
-      <w:r>
-        <w:br/>
-      </w:r>
-      <w:r>
-        <w:rPr>
-          <w:rStyle w:val="VerbatimChar"/>
-        </w:rPr>
-        <w:t xml:space="preserve">## 2 92.46501 83.36290 59.70926 93.70523  4607293.5</w:t>
-      </w:r>
-      <w:r>
-        <w:br/>
-      </w:r>
-      <w:r>
-        <w:rPr>
-          <w:rStyle w:val="VerbatimChar"/>
-        </w:rPr>
-        <w:t xml:space="preserve">## 3 92.77448 81.77297 59.12735 94.55965  2586505.4</w:t>
-      </w:r>
-      <w:r>
-        <w:br/>
-      </w:r>
-      <w:r>
-        <w:rPr>
-          <w:rStyle w:val="VerbatimChar"/>
-        </w:rPr>
-        <w:t xml:space="preserve">## 4 92.28625 79.16949 59.39346 94.32893   284255.3</w:t>
-      </w:r>
-      <w:r>
-        <w:br/>
-      </w:r>
-      <w:r>
-        <w:rPr>
-          <w:rStyle w:val="VerbatimChar"/>
-        </w:rPr>
-        <w:t xml:space="preserve">## 5 91.56536 78.12038 59.28188 95.33301 -1927496.3</w:t>
+        <w:t xml:space="preserve">## 1 91.79826 86.36187 59.70926 91.04939  8052112.8</w:t>
+      </w:r>
+      <w:r>
+        <w:br/>
+      </w:r>
+      <w:r>
+        <w:rPr>
+          <w:rStyle w:val="VerbatimChar"/>
+        </w:rPr>
+        <w:t xml:space="preserve">## 2 92.46502 83.36290 59.70926 93.70523  4607293.5</w:t>
+      </w:r>
+      <w:r>
+        <w:br/>
+      </w:r>
+      <w:r>
+        <w:rPr>
+          <w:rStyle w:val="VerbatimChar"/>
+        </w:rPr>
+        <w:t xml:space="preserve">## 3 92.77448 81.77297 59.12735 94.55964  2586505.4</w:t>
+      </w:r>
+      <w:r>
+        <w:br/>
+      </w:r>
+      <w:r>
+        <w:rPr>
+          <w:rStyle w:val="VerbatimChar"/>
+        </w:rPr>
+        <w:t xml:space="preserve">## 4 92.28625 79.16950 59.39346 94.32892   284254.1</w:t>
+      </w:r>
+      <w:r>
+        <w:br/>
+      </w:r>
+      <w:r>
+        <w:rPr>
+          <w:rStyle w:val="VerbatimChar"/>
+        </w:rPr>
+        <w:t xml:space="preserve">## 5 91.56537 78.12038 59.28188 95.33301 -1927496.3</w:t>
       </w:r>
     </w:p>
     <w:p>
@@ -3900,16 +3900,16 @@
         <w:rPr>
           <w:rStyle w:val="VerbatimChar"/>
         </w:rPr>
-        <w:t xml:space="preserve">##       mse      smape       R2</w:t>
-      </w:r>
-      <w:r>
-        <w:br/>
-      </w:r>
-      <w:r>
-        <w:rPr>
-          <w:rStyle w:val="VerbatimChar"/>
-        </w:rPr>
-        <w:t xml:space="preserve">## 1 23.9021 0.05148353 -10.3159</w:t>
+        <w:t xml:space="preserve">##        mse      smape       R2</w:t>
+      </w:r>
+      <w:r>
+        <w:br/>
+      </w:r>
+      <w:r>
+        <w:rPr>
+          <w:rStyle w:val="VerbatimChar"/>
+        </w:rPr>
+        <w:t xml:space="preserve">## 1 23.90212 0.05148355 -10.3159</w:t>
       </w:r>
     </w:p>
     <w:p>
@@ -3991,7 +3991,7 @@
               <a:graphicData uri="http://schemas.openxmlformats.org/drawingml/2006/picture">
                 <pic:pic>
                   <pic:nvPicPr>
-                    <pic:cNvPr descr="C:\Git\dal\tspredit\examples\multivariate\doc\16-stock-close-torch-ts-mlp-regression_files/4d9075e09cd894f1738e32a0fc9c00bb648f61a9.png" id="11" name="Picture"/>
+                    <pic:cNvPr descr="/home/gpca/tspredit/examples/multivariate/doc/16-stock-close-torch-ts-mlp-regression_files/bd200b0ae1946791af30e276a71eb0487af2d1eb.png" id="11" name="Picture"/>
                     <pic:cNvPicPr>
                       <a:picLocks noChangeArrowheads="1" noChangeAspect="1"/>
                     </pic:cNvPicPr>
